--- a/lessons/3-5/downloads/3-5-notes-teacher-l1.docx
+++ b/lessons/3-5/downloads/3-5-notes-teacher-l1.docx
@@ -1006,7 +1006,7 @@
                 <w:sz w:val="21"/>
                 <w:szCs w:val="21"/>
               </w:rPr>
-              <w:t xml:space="preserve">To make a ratio as small as possible while keeping the same comparison.</w:t>
+              <w:t xml:space="preserve">To write a ratio with smaller numbers that still compares the same way. 6:8 and 3:4 are the same ratio.</w:t>
             </w:r>
           </w:p>
           <w:p>
@@ -1503,7 +1503,7 @@
           <w:sz w:val="22"/>
           <w:szCs w:val="22"/>
         </w:rPr>
-        <w:t xml:space="preserve">Writing a ratio in its smallest equal form is to </w:t>
+        <w:t xml:space="preserve">Writing a ratio with smaller numbers that compares the same way, like 6:9 = 2:3, is to </w:t>
       </w:r>
       <w:r>
         <w:rPr>
@@ -1576,47 +1576,6 @@
           <w:szCs w:val="30"/>
         </w:rPr>
         <w:t xml:space="preserve">Write About the Math</w:t>
-      </w:r>
-    </w:p>
-    <w:p>
-      <w:pPr>
-        <w:spacing w:after="100"/>
-      </w:pPr>
-      <w:r>
-        <w:rPr>
-          <w:i/>
-          <w:iCs/>
-          <w:color w:val="5F6F80"/>
-          <w:sz w:val="19"/>
-          <w:szCs w:val="19"/>
-        </w:rPr>
-        <w:t xml:space="preserve">Use the support level you need. Every level answers the same math question.</w:t>
-      </w:r>
-    </w:p>
-    <w:p>
-      <w:pPr>
-        <w:pStyle w:val="Heading2"/>
-        <w:spacing w:after="80" w:before="180"/>
-      </w:pPr>
-      <w:r>
-        <w:rPr>
-          <w:b/>
-          <w:bCs/>
-          <w:color w:val="12355B"/>
-          <w:sz w:val="24"/>
-          <w:szCs w:val="24"/>
-        </w:rPr>
-        <w:t xml:space="preserve">1. Understand the Question</w:t>
-      </w:r>
-      <w:r>
-        <w:rPr>
-          <w:i/>
-          <w:iCs/>
-          <w:color w:val="B97A12"/>
-          <w:sz w:val="19"/>
-          <w:szCs w:val="19"/>
-        </w:rPr>
-        <w:t xml:space="preserve">   explain</w:t>
       </w:r>
     </w:p>
     <w:tbl>
@@ -1658,71 +1617,27 @@
               <w:t xml:space="preserve">Two pizza shops are running deals. Mario's Pizza sells 2 large pizzas for $18. Sal's Pizza sells 3 large pizzas for $25. A school needs to buy pizza for a class party and wants to get the best deal per pizza?</w:t>
             </w:r>
           </w:p>
-          <w:p>
-            <w:pPr>
-              <w:spacing w:after="0"/>
-            </w:pPr>
-            <w:r>
-              <w:rPr>
-                <w:b/>
-                <w:bCs/>
-                <w:color w:val="12355B"/>
-                <w:sz w:val="20"/>
-                <w:szCs w:val="20"/>
-              </w:rPr>
-              <w:t xml:space="preserve">Your job:  </w:t>
-            </w:r>
-            <w:r>
-              <w:rPr>
-                <w:sz w:val="20"/>
-                <w:szCs w:val="20"/>
-              </w:rPr>
-              <w:t xml:space="preserve">Answer the question. Use math evidence. Explain how the evidence proves your answer.</w:t>
-            </w:r>
-            <w:r>
-              <w:rPr>
-                <w:i/>
-                <w:iCs/>
-                <w:color w:val="5F6F80"/>
-                <w:sz w:val="18"/>
-                <w:szCs w:val="18"/>
-              </w:rPr>
-              <w:br/>
-              <w:t xml:space="preserve">Responde la pregunta. Usa evidencia matemática. Explica cómo la evidencia demuestra tu respuesta.</w:t>
-            </w:r>
-          </w:p>
         </w:tc>
       </w:tr>
     </w:tbl>
     <w:p>
       <w:pPr>
-        <w:pStyle w:val="Heading2"/>
-        <w:spacing w:after="80" w:before="180"/>
-      </w:pPr>
-      <w:r>
-        <w:rPr>
-          <w:b/>
-          <w:bCs/>
-          <w:color w:val="12355B"/>
-          <w:sz w:val="24"/>
-          <w:szCs w:val="24"/>
-        </w:rPr>
-        <w:t xml:space="preserve">2. Plan Your Math Words</w:t>
-      </w:r>
+        <w:spacing w:after="100"/>
+      </w:pPr>
       <w:r>
         <w:rPr>
           <w:i/>
           <w:iCs/>
-          <w:color w:val="1FA6A2"/>
+          <w:color w:val="5F6F80"/>
           <w:sz w:val="19"/>
           <w:szCs w:val="19"/>
         </w:rPr>
-        <w:t xml:space="preserve">   check at least two</w:t>
-      </w:r>
-    </w:p>
-    <w:p>
-      <w:pPr>
-        <w:spacing w:after="60"/>
+        <w:t xml:space="preserve">Say your answer to a partner first. Then write it, using at least two of these words:</w:t>
+      </w:r>
+    </w:p>
+    <w:p>
+      <w:pPr>
+        <w:spacing w:after="40"/>
       </w:pPr>
       <w:r>
         <w:rPr>
@@ -1742,14 +1657,7 @@
           <w:sz w:val="20"/>
           <w:szCs w:val="20"/>
         </w:rPr>
-        <w:t xml:space="preserve">Compare Ratios — </w:t>
-      </w:r>
-      <w:r>
-        <w:rPr>
-          <w:sz w:val="20"/>
-          <w:szCs w:val="20"/>
-        </w:rPr>
-        <w:t xml:space="preserve">Decide which ratio is greater, less, or equal by using equivalent ratios or unit rates.</w:t>
+        <w:t xml:space="preserve">Unit rate</w:t>
       </w:r>
       <w:r>
         <w:rPr>
@@ -1759,13 +1667,12 @@
           <w:sz w:val="18"/>
           <w:szCs w:val="18"/>
         </w:rPr>
-        <w:br/>
-        <w:t xml:space="preserve">Comparar razones — Decidir cuál razón es mayor, menor o igual usando razones equivalentes o tasas unitarias.</w:t>
-      </w:r>
-    </w:p>
-    <w:p>
-      <w:pPr>
-        <w:spacing w:after="60"/>
+        <w:t xml:space="preserve">  ·  Tasa unitaria</w:t>
+      </w:r>
+    </w:p>
+    <w:p>
+      <w:pPr>
+        <w:spacing w:after="40"/>
       </w:pPr>
       <w:r>
         <w:rPr>
@@ -1785,14 +1692,7 @@
           <w:sz w:val="20"/>
           <w:szCs w:val="20"/>
         </w:rPr>
-        <w:t xml:space="preserve">Unit rate — </w:t>
-      </w:r>
-      <w:r>
-        <w:rPr>
-          <w:sz w:val="20"/>
-          <w:szCs w:val="20"/>
-        </w:rPr>
-        <w:t xml:space="preserve">A rate for just 1 of something, like cost for 1 item.</w:t>
+        <w:t xml:space="preserve">Equivalent ratio</w:t>
       </w:r>
       <w:r>
         <w:rPr>
@@ -1802,13 +1702,12 @@
           <w:sz w:val="18"/>
           <w:szCs w:val="18"/>
         </w:rPr>
-        <w:br/>
-        <w:t xml:space="preserve">Tasa unitaria — Una tasa para solo 1 de algo, como el precio de 1 artículo.</w:t>
-      </w:r>
-    </w:p>
-    <w:p>
-      <w:pPr>
-        <w:spacing w:after="60"/>
+        <w:t xml:space="preserve">  ·  Razón equivalente</w:t>
+      </w:r>
+    </w:p>
+    <w:p>
+      <w:pPr>
+        <w:spacing w:after="40"/>
       </w:pPr>
       <w:r>
         <w:rPr>
@@ -1828,14 +1727,7 @@
           <w:sz w:val="20"/>
           <w:szCs w:val="20"/>
         </w:rPr>
-        <w:t xml:space="preserve">Equivalent ratio — </w:t>
-      </w:r>
-      <w:r>
-        <w:rPr>
-          <w:sz w:val="20"/>
-          <w:szCs w:val="20"/>
-        </w:rPr>
-        <w:t xml:space="preserve">Two ratios that mean the same thing.</w:t>
+        <w:t xml:space="preserve">Compare</w:t>
       </w:r>
       <w:r>
         <w:rPr>
@@ -1845,13 +1737,12 @@
           <w:sz w:val="18"/>
           <w:szCs w:val="18"/>
         </w:rPr>
-        <w:br/>
-        <w:t xml:space="preserve">Razón equivalente — Dos razones que significan lo mismo.</w:t>
-      </w:r>
-    </w:p>
-    <w:p>
-      <w:pPr>
-        <w:spacing w:after="60"/>
+        <w:t xml:space="preserve">  ·  Comparar</w:t>
+      </w:r>
+    </w:p>
+    <w:p>
+      <w:pPr>
+        <w:spacing w:after="40"/>
       </w:pPr>
       <w:r>
         <w:rPr>
@@ -1871,14 +1762,7 @@
           <w:sz w:val="20"/>
           <w:szCs w:val="20"/>
         </w:rPr>
-        <w:t xml:space="preserve">Compare — </w:t>
-      </w:r>
-      <w:r>
-        <w:rPr>
-          <w:sz w:val="20"/>
-          <w:szCs w:val="20"/>
-        </w:rPr>
-        <w:t xml:space="preserve">To look at ratios and see which is bigger, smaller, or equal.</w:t>
+        <w:t xml:space="preserve">Simplify</w:t>
       </w:r>
       <w:r>
         <w:rPr>
@@ -1888,13 +1772,12 @@
           <w:sz w:val="18"/>
           <w:szCs w:val="18"/>
         </w:rPr>
-        <w:br/>
-        <w:t xml:space="preserve">Comparar — Mirar razones para ver cuál es mayor, menor o igual.</w:t>
-      </w:r>
-    </w:p>
-    <w:p>
-      <w:pPr>
-        <w:spacing w:after="60"/>
+        <w:t xml:space="preserve">  ·  Simplificar</w:t>
+      </w:r>
+    </w:p>
+    <w:p>
+      <w:pPr>
+        <w:spacing w:after="40"/>
       </w:pPr>
       <w:r>
         <w:rPr>
@@ -1914,14 +1797,7 @@
           <w:sz w:val="20"/>
           <w:szCs w:val="20"/>
         </w:rPr>
-        <w:t xml:space="preserve">Simplify — </w:t>
-      </w:r>
-      <w:r>
-        <w:rPr>
-          <w:sz w:val="20"/>
-          <w:szCs w:val="20"/>
-        </w:rPr>
-        <w:t xml:space="preserve">To make a ratio as small as possible while keeping the same comparison.</w:t>
+        <w:t xml:space="preserve">Common denominator</w:t>
       </w:r>
       <w:r>
         <w:rPr>
@@ -1931,109 +1807,7 @@
           <w:sz w:val="18"/>
           <w:szCs w:val="18"/>
         </w:rPr>
-        <w:br/>
-        <w:t xml:space="preserve">Simplificar — Hacer una razón lo más pequeña posible sin cambiar la comparación.</w:t>
-      </w:r>
-    </w:p>
-    <w:tbl>
-      <w:tblPr>
-        <w:tblW w:type="pct" w:w="100%"/>
-        <w:tblBorders>
-          <w:top w:val="single" w:color="1FA6A2" w:sz="8"/>
-          <w:left w:val="single" w:color="1FA6A2" w:sz="8"/>
-          <w:bottom w:val="single" w:color="1FA6A2" w:sz="8"/>
-          <w:right w:val="single" w:color="1FA6A2" w:sz="8"/>
-          <w:insideH w:val="single" w:color="auto" w:sz="4"/>
-          <w:insideV w:val="single" w:color="auto" w:sz="4"/>
-        </w:tblBorders>
-      </w:tblPr>
-      <w:tblGrid>
-        <w:gridCol w:w="100"/>
-      </w:tblGrid>
-      <w:tr>
-        <w:tc>
-          <w:tcPr>
-            <w:shd w:fill="F7FFFD" w:color="auto" w:val="clear"/>
-            <w:tcMar>
-              <w:top w:type="dxa" w:w="120"/>
-              <w:left w:type="dxa" w:w="180"/>
-              <w:bottom w:type="dxa" w:w="120"/>
-              <w:right w:type="dxa" w:w="180"/>
-            </w:tcMar>
-          </w:tcPr>
-          <w:p>
-            <w:pPr>
-              <w:spacing w:after="50"/>
-            </w:pPr>
-            <w:r>
-              <w:rPr>
-                <w:b/>
-                <w:bCs/>
-                <w:color w:val="1FA6A2"/>
-                <w:sz w:val="20"/>
-                <w:szCs w:val="20"/>
-              </w:rPr>
-              <w:t xml:space="preserve">Say it first:  </w:t>
-            </w:r>
-            <w:r>
-              <w:rPr>
-                <w:sz w:val="20"/>
-                <w:szCs w:val="20"/>
-              </w:rPr>
-              <w:t xml:space="preserve">Say your idea to a partner or quietly to yourself before you write.</w:t>
-            </w:r>
-          </w:p>
-          <w:p>
-            <w:pPr>
-              <w:spacing w:after="60"/>
-            </w:pPr>
-            <w:r>
-              <w:rPr>
-                <w:color w:val="1A2733"/>
-                <w:sz w:val="21"/>
-                <w:szCs w:val="21"/>
-              </w:rPr>
-              <w:t xml:space="preserve">Mario's costs ___ per pizza and Sal's costs about ___ per pizza, so the better deal is ___.</w:t>
-            </w:r>
-            <w:r>
-              <w:rPr>
-                <w:i/>
-                <w:iCs/>
-                <w:color w:val="5F6F80"/>
-                <w:sz w:val="19"/>
-                <w:szCs w:val="19"/>
-              </w:rPr>
-              <w:br/>
-              <w:t xml:space="preserve">Di tu respuesta primero: Mi respuesta es ___ porque ___.</w:t>
-            </w:r>
-          </w:p>
-        </w:tc>
-      </w:tr>
-    </w:tbl>
-    <w:p>
-      <w:pPr>
-        <w:pStyle w:val="Heading2"/>
-        <w:spacing w:after="80" w:before="180"/>
-      </w:pPr>
-      <w:r>
-        <w:rPr>
-          <w:b/>
-          <w:bCs/>
-          <w:color w:val="12355B"/>
-          <w:sz w:val="24"/>
-          <w:szCs w:val="24"/>
-        </w:rPr>
-        <w:t xml:space="preserve">3. Build Your Explanation</w:t>
-      </w:r>
-      <w:r>
-        <w:rPr>
-          <w:i/>
-          <w:iCs/>
-          <w:color w:val="B97A12"/>
-          <w:sz w:val="19"/>
-          <w:szCs w:val="19"/>
-        </w:rPr>
-        <w:t xml:space="preserve">   choose your support</w:t>
+        <w:t xml:space="preserve">  ·  Denominador común</w:t>
       </w:r>
     </w:p>
     <w:tbl>
@@ -2064,21 +1838,6 @@
           </w:tcPr>
           <w:p>
             <w:pPr>
-              <w:spacing w:after="50"/>
-            </w:pPr>
-            <w:r>
-              <w:rPr>
-                <w:i/>
-                <w:iCs/>
-                <w:color w:val="5F6F80"/>
-                <w:sz w:val="19"/>
-                <w:szCs w:val="19"/>
-              </w:rPr>
-              <w:t xml:space="preserve">This model shows the parts of an explanation. It does not answer your writing question.</w:t>
-            </w:r>
-          </w:p>
-          <w:p>
-            <w:pPr>
               <w:spacing w:after="80"/>
             </w:pPr>
             <w:r>
@@ -2089,58 +1848,14 @@
                 <w:sz w:val="19"/>
                 <w:szCs w:val="19"/>
               </w:rPr>
-              <w:t xml:space="preserve">Claim:  </w:t>
+              <w:t xml:space="preserve">Model:  </w:t>
             </w:r>
             <w:r>
               <w:rPr>
                 <w:sz w:val="19"/>
                 <w:szCs w:val="19"/>
               </w:rPr>
-              <w:t xml:space="preserve">You can't compare fairly until the ratios share the same amount of milk or you find cocoa per 1 oz.</w:t>
-            </w:r>
-          </w:p>
-          <w:p>
-            <w:pPr>
-              <w:spacing w:after="80"/>
-            </w:pPr>
-            <w:r>
-              <w:rPr>
-                <w:b/>
-                <w:bCs/>
-                <w:color w:val="12355B"/>
-                <w:sz w:val="19"/>
-                <w:szCs w:val="19"/>
-              </w:rPr>
-              <w:t xml:space="preserve">Evidence:  </w:t>
-            </w:r>
-            <w:r>
-              <w:rPr>
-                <w:sz w:val="19"/>
-                <w:szCs w:val="19"/>
-              </w:rPr>
-              <w:t xml:space="preserve">Students recognize that 3:5 and 4:7 have different milk amounts, so a fair comparison needs equal milk (a common amount) or a unit rate (cocoa per 1 oz).</w:t>
-            </w:r>
-          </w:p>
-          <w:p>
-            <w:pPr>
-              <w:spacing w:after="80"/>
-            </w:pPr>
-            <w:r>
-              <w:rPr>
-                <w:b/>
-                <w:bCs/>
-                <w:color w:val="12355B"/>
-                <w:sz w:val="19"/>
-                <w:szCs w:val="19"/>
-              </w:rPr>
-              <w:t xml:space="preserve">Reasoning:  </w:t>
-            </w:r>
-            <w:r>
-              <w:rPr>
-                <w:sz w:val="19"/>
-                <w:szCs w:val="19"/>
-              </w:rPr>
-              <w:t xml:space="preserve">This evidence connects the definition of compare to the mathematical claim.</w:t>
+              <w:t xml:space="preserve">When both ratios share 35 oz of milk, you only have to compare the cocoa amounts. — Students explain that equal milk (35 oz) makes the comparison fair, so 21 tbsp &gt; 20 tbsp means Chef Reyes is more chocolatey.</w:t>
             </w:r>
           </w:p>
         </w:tc>
@@ -2219,7 +1934,7 @@
           <w:sz w:val="21"/>
           <w:szCs w:val="21"/>
         </w:rPr>
-        <w:t xml:space="preserve">My answer is ___.</w:t>
+        <w:t xml:space="preserve">My answer is ___ because ___.</w:t>
       </w:r>
       <w:r>
         <w:rPr>
@@ -2230,7 +1945,7 @@
           <w:szCs w:val="19"/>
         </w:rPr>
         <w:br/>
-        <w:t xml:space="preserve">Mi respuesta es ___.</w:t>
+        <w:t xml:space="preserve">Mi respuesta es ___ porque ___.</w:t>
       </w:r>
     </w:p>
     <w:tbl>
@@ -2370,7 +2085,7 @@
           <w:sz w:val="21"/>
           <w:szCs w:val="21"/>
         </w:rPr>
-        <w:t xml:space="preserve">I know because ___.</w:t>
+        <w:t xml:space="preserve">My evidence is ___, so ___.</w:t>
       </w:r>
       <w:r>
         <w:rPr>
@@ -2381,31 +2096,7 @@
           <w:szCs w:val="19"/>
         </w:rPr>
         <w:br/>
-        <w:t xml:space="preserve">Lo sé porque ___.</w:t>
-      </w:r>
-    </w:p>
-    <w:p>
-      <w:pPr>
-        <w:spacing w:after="60"/>
-      </w:pPr>
-      <w:r>
-        <w:rPr>
-          <w:color w:val="1A2733"/>
-          <w:sz w:val="21"/>
-          <w:szCs w:val="21"/>
-        </w:rPr>
-        <w:t xml:space="preserve">So ___.</w:t>
-      </w:r>
-      <w:r>
-        <w:rPr>
-          <w:i/>
-          <w:iCs/>
-          <w:color w:val="5F6F80"/>
-          <w:sz w:val="19"/>
-          <w:szCs w:val="19"/>
-        </w:rPr>
-        <w:br/>
-        <w:t xml:space="preserve">Entonces ___.</w:t>
+        <w:t xml:space="preserve">Mi evidencia es ___, entonces ___.</w:t>
       </w:r>
     </w:p>
     <w:tbl>
@@ -2511,78 +2202,6 @@
         <w:t xml:space="preserve">Escribe una afirmación, da evidencia matemática y explica tu razonamiento.</w:t>
       </w:r>
     </w:p>
-    <w:p>
-      <w:pPr>
-        <w:spacing w:after="60"/>
-      </w:pPr>
-      <w:r>
-        <w:rPr>
-          <w:color w:val="1A2733"/>
-          <w:sz w:val="21"/>
-          <w:szCs w:val="21"/>
-        </w:rPr>
-        <w:t xml:space="preserve">My claim is ___.</w:t>
-      </w:r>
-      <w:r>
-        <w:rPr>
-          <w:i/>
-          <w:iCs/>
-          <w:color w:val="5F6F80"/>
-          <w:sz w:val="19"/>
-          <w:szCs w:val="19"/>
-        </w:rPr>
-        <w:br/>
-        <w:t xml:space="preserve">Mi afirmación es ___.</w:t>
-      </w:r>
-    </w:p>
-    <w:p>
-      <w:pPr>
-        <w:spacing w:after="60"/>
-      </w:pPr>
-      <w:r>
-        <w:rPr>
-          <w:color w:val="1A2733"/>
-          <w:sz w:val="21"/>
-          <w:szCs w:val="21"/>
-        </w:rPr>
-        <w:t xml:space="preserve">My math evidence is ___.</w:t>
-      </w:r>
-      <w:r>
-        <w:rPr>
-          <w:i/>
-          <w:iCs/>
-          <w:color w:val="5F6F80"/>
-          <w:sz w:val="19"/>
-          <w:szCs w:val="19"/>
-        </w:rPr>
-        <w:br/>
-        <w:t xml:space="preserve">Mi evidencia matemática es ___.</w:t>
-      </w:r>
-    </w:p>
-    <w:p>
-      <w:pPr>
-        <w:spacing w:after="60"/>
-      </w:pPr>
-      <w:r>
-        <w:rPr>
-          <w:color w:val="1A2733"/>
-          <w:sz w:val="21"/>
-          <w:szCs w:val="21"/>
-        </w:rPr>
-        <w:t xml:space="preserve">This proves ___ because ___.</w:t>
-      </w:r>
-      <w:r>
-        <w:rPr>
-          <w:i/>
-          <w:iCs/>
-          <w:color w:val="5F6F80"/>
-          <w:sz w:val="19"/>
-          <w:szCs w:val="19"/>
-        </w:rPr>
-        <w:br/>
-        <w:t xml:space="preserve">Esto demuestra ___ porque ___.</w:t>
-      </w:r>
-    </w:p>
     <w:tbl>
       <w:tblPr>
         <w:tblW w:type="pct" w:w="100%"/>
@@ -2665,7 +2284,7 @@
           <w:sz w:val="24"/>
           <w:szCs w:val="24"/>
         </w:rPr>
-        <w:t xml:space="preserve">4. Check Your Explanation</w:t>
+        <w:t xml:space="preserve">Check Your Explanation</w:t>
       </w:r>
       <w:r>
         <w:rPr>
@@ -2675,7 +2294,7 @@
           <w:sz w:val="19"/>
           <w:szCs w:val="19"/>
         </w:rPr>
-        <w:t xml:space="preserve">   five quick checks</w:t>
+        <w:t xml:space="preserve">   three quick checks</w:t>
       </w:r>
     </w:p>
     <w:p>
@@ -2699,17 +2318,6 @@
         </w:rPr>
         <w:t xml:space="preserve">I answered the question.</w:t>
       </w:r>
-      <w:r>
-        <w:rPr>
-          <w:i/>
-          <w:iCs/>
-          <w:color w:val="5F6F80"/>
-          <w:sz w:val="18"/>
-          <w:szCs w:val="18"/>
-        </w:rPr>
-        <w:br/>
-        <w:t xml:space="preserve">Respondí la pregunta.</w:t>
-      </w:r>
     </w:p>
     <w:p>
       <w:pPr>
@@ -2730,18 +2338,7 @@
           <w:sz w:val="20"/>
           <w:szCs w:val="20"/>
         </w:rPr>
-        <w:t xml:space="preserve">I used math evidence: numbers, an equation, a model, or a comparison.</w:t>
-      </w:r>
-      <w:r>
-        <w:rPr>
-          <w:i/>
-          <w:iCs/>
-          <w:color w:val="5F6F80"/>
-          <w:sz w:val="18"/>
-          <w:szCs w:val="18"/>
-        </w:rPr>
-        <w:br/>
-        <w:t xml:space="preserve">Usé evidencia matemática: números, una ecuación, un modelo o una comparación.</w:t>
+        <w:t xml:space="preserve">I used math evidence: numbers, an equation, or a model.</w:t>
       </w:r>
     </w:p>
     <w:p>
@@ -2763,84 +2360,7 @@
           <w:sz w:val="20"/>
           <w:szCs w:val="20"/>
         </w:rPr>
-        <w:t xml:space="preserve">I explained how the evidence proves my answer.</w:t>
-      </w:r>
-      <w:r>
-        <w:rPr>
-          <w:i/>
-          <w:iCs/>
-          <w:color w:val="5F6F80"/>
-          <w:sz w:val="18"/>
-          <w:szCs w:val="18"/>
-        </w:rPr>
-        <w:br/>
-        <w:t xml:space="preserve">Expliqué cómo la evidencia demuestra mi respuesta.</w:t>
-      </w:r>
-    </w:p>
-    <w:p>
-      <w:pPr>
-        <w:spacing w:after="80"/>
-      </w:pPr>
-      <w:r>
-        <w:rPr>
-          <w:b/>
-          <w:bCs/>
-          <w:color w:val="1FA6A2"/>
-          <w:sz w:val="22"/>
-          <w:szCs w:val="22"/>
-        </w:rPr>
-        <w:t xml:space="preserve">☐  </w:t>
-      </w:r>
-      <w:r>
-        <w:rPr>
-          <w:sz w:val="20"/>
-          <w:szCs w:val="20"/>
-        </w:rPr>
         <w:t xml:space="preserve">I used at least two math words.</w:t>
-      </w:r>
-      <w:r>
-        <w:rPr>
-          <w:i/>
-          <w:iCs/>
-          <w:color w:val="5F6F80"/>
-          <w:sz w:val="18"/>
-          <w:szCs w:val="18"/>
-        </w:rPr>
-        <w:br/>
-        <w:t xml:space="preserve">Usé por lo menos dos palabras matemáticas.</w:t>
-      </w:r>
-    </w:p>
-    <w:p>
-      <w:pPr>
-        <w:spacing w:after="80"/>
-      </w:pPr>
-      <w:r>
-        <w:rPr>
-          <w:b/>
-          <w:bCs/>
-          <w:color w:val="1FA6A2"/>
-          <w:sz w:val="22"/>
-          <w:szCs w:val="22"/>
-        </w:rPr>
-        <w:t xml:space="preserve">☐  </w:t>
-      </w:r>
-      <w:r>
-        <w:rPr>
-          <w:sz w:val="20"/>
-          <w:szCs w:val="20"/>
-        </w:rPr>
-        <w:t xml:space="preserve">I reread complete sentences and punctuation.</w:t>
-      </w:r>
-      <w:r>
-        <w:rPr>
-          <w:i/>
-          <w:iCs/>
-          <w:color w:val="5F6F80"/>
-          <w:sz w:val="18"/>
-          <w:szCs w:val="18"/>
-        </w:rPr>
-        <w:br/>
-        <w:t xml:space="preserve">Volví a leer mis oraciones completas y la puntuación.</w:t>
       </w:r>
     </w:p>
     <w:p>
@@ -2918,6 +2438,21 @@
           </w:tcPr>
           <w:p>
             <w:pPr>
+              <w:spacing w:after="60"/>
+            </w:pPr>
+            <w:r>
+              <w:rPr>
+                <w:b/>
+                <w:bCs/>
+                <w:color w:val="12355B"/>
+                <w:sz w:val="22"/>
+                <w:szCs w:val="22"/>
+              </w:rPr>
+              <w:t xml:space="preserve">Purple Paint Mixture</w:t>
+            </w:r>
+          </w:p>
+          <w:p>
+            <w:pPr>
               <w:spacing w:after="0"/>
             </w:pPr>
             <w:r>
@@ -2925,7 +2460,7 @@
                 <w:sz w:val="21"/>
                 <w:szCs w:val="21"/>
               </w:rPr>
-              <w:t xml:space="preserve">Chef Academy is holding a Flavor Challenge! Chef Reyes's hot cocoa recipe uses 3 tablespoons of cocoa for every 5 ounces of milk. Chef Tran's recipe uses 4 tablespoons of cocoa for every 7 ounces of milk. The students need to figure out whose hot cocoa is more chocolatey. How can they compare the two recipes fairly?</w:t>
+              <w:t xml:space="preserve">Two friends used the paint shown to create shades of purple paint. Whose mixture contains the most blue paint?</w:t>
             </w:r>
           </w:p>
         </w:tc>
@@ -3655,54 +3190,7 @@
           <w:sz w:val="21"/>
           <w:szCs w:val="21"/>
         </w:rPr>
-        <w:t xml:space="preserve">Chef Reyes uses 3 tbsp cocoa for every 5 oz of milk, and Chef Tran uses 4 tbsp for every 7 oz. Can you tell whose cocoa is more chocolatey just by looking at the numbers? Why or why not?</w:t>
-      </w:r>
-    </w:p>
-    <w:p>
-      <w:pPr>
-        <w:spacing w:after="60"/>
-      </w:pPr>
-      <w:r>
-        <w:rPr>
-          <w:color w:val="1A2733"/>
-          <w:sz w:val="21"/>
-          <w:szCs w:val="21"/>
-        </w:rPr>
-        <w:t xml:space="preserve">Start with:  You ___ tell just by looking because the ___ amounts are different.</w:t>
-      </w:r>
-      <w:r>
-        <w:rPr>
-          <w:i/>
-          <w:iCs/>
-          <w:color w:val="5F6F80"/>
-          <w:sz w:val="19"/>
-          <w:szCs w:val="19"/>
-        </w:rPr>
-        <w:br/>
-        <w:t xml:space="preserve">___ se puede saber solo mirando porque las cantidades de ___ son diferentes.</w:t>
-      </w:r>
-    </w:p>
-    <w:p>
-      <w:pPr>
-        <w:spacing w:after="80"/>
-      </w:pPr>
-      <w:r>
-        <w:rPr>
-          <w:b/>
-          <w:bCs/>
-          <w:color w:val="12355B"/>
-          <w:sz w:val="19"/>
-          <w:szCs w:val="19"/>
-        </w:rPr>
-        <w:t xml:space="preserve">Word bank:  </w:t>
-      </w:r>
-      <w:r>
-        <w:rPr>
-          <w:color w:val="1FA6A2"/>
-          <w:sz w:val="19"/>
-          <w:szCs w:val="19"/>
-        </w:rPr>
-        <w:t xml:space="preserve">ratio,  compare,  unit rate,  equivalent ratio,  fair</w:t>
+        <w:t xml:space="preserve">Reginald used 3 red and 3 blue cans; Anwar used 2 red and 3 blue. Why is 'who used more blue cans' a different question from 'whose paint is more blue'?</w:t>
       </w:r>
     </w:p>
     <w:p>
@@ -4942,7 +4430,7 @@
           <w:sz w:val="20"/>
           <w:szCs w:val="20"/>
         </w:rPr>
-        <w:t xml:space="preserve">☐  I answered the question.</w:t>
+        <w:t xml:space="preserve">☐  The answer to the math question is correct.</w:t>
       </w:r>
     </w:p>
     <w:p>
@@ -4954,7 +4442,7 @@
           <w:sz w:val="20"/>
           <w:szCs w:val="20"/>
         </w:rPr>
-        <w:t xml:space="preserve">☐  I used math evidence: numbers, an equation, a model, or a comparison.</w:t>
+        <w:t xml:space="preserve">☐  The evidence is real lesson mathematics (numbers, equation, or model), not restated claim.</w:t>
       </w:r>
     </w:p>
     <w:p>
@@ -4966,31 +4454,7 @@
           <w:sz w:val="20"/>
           <w:szCs w:val="20"/>
         </w:rPr>
-        <w:t xml:space="preserve">☐  I explained how the evidence proves my answer.</w:t>
-      </w:r>
-    </w:p>
-    <w:p>
-      <w:pPr>
-        <w:spacing w:after="80"/>
-      </w:pPr>
-      <w:r>
-        <w:rPr>
-          <w:sz w:val="20"/>
-          <w:szCs w:val="20"/>
-        </w:rPr>
-        <w:t xml:space="preserve">☐  I used at least two math words.</w:t>
-      </w:r>
-    </w:p>
-    <w:p>
-      <w:pPr>
-        <w:spacing w:after="80"/>
-      </w:pPr>
-      <w:r>
-        <w:rPr>
-          <w:sz w:val="20"/>
-          <w:szCs w:val="20"/>
-        </w:rPr>
-        <w:t xml:space="preserve">☐  I reread complete sentences and punctuation.</w:t>
+        <w:t xml:space="preserve">☐  The support level changed the language scaffolding, never the mathematical expectation.</w:t>
       </w:r>
     </w:p>
     <w:sectPr>
